--- a/docs/docx/protokol_sobraniya.docx
+++ b/docs/docx/protokol_sobraniya.docx
@@ -85,7 +85,7 @@
     <w:p/>
     <w:p>
       <w:r>
-        <w:t>«__» __________ 20__ г.</w:t>
+        <w:t>{{ДАТА}}</w:t>
       </w:r>
     </w:p>
     <w:sectPr>

--- a/docs/docx/protokol_sobraniya.docx
+++ b/docs/docx/protokol_sobraniya.docx
@@ -34,34 +34,104 @@
     <w:p/>
     <w:p>
       <w:r>
-        <w:t>Общая сумма требований, включённых в реестр: {{СУММА_РЕЕСТРА}} руб.</w:t>
+        <w:t>Общее число голосов конкурсных кредиторов и уполномоченных органов, требования которых включены в реестр требований кредиторов: {{ГОЛОСОВ_ПО_РЕЕСТРУ}}.</w:t>
       </w:r>
     </w:p>
     <w:p>
       <w:r>
-        <w:t>Зарегистрированы участники с суммой требований {{СУММА_ПРИСУТСТВУЮЩИХ}} руб. ({{ПРОЦЕНТ}}%). Кворум {{ИМЕЕТСЯ_НЕТ}}.</w:t>
+        <w:t>Зарегистрированы участники, обладающие {{ГОЛОСОВ_ПРИСУТСТВУЕТ}} голосами ({{ПРОЦЕНТ}} % от общего числа голосов по реестру). Кворум {{ИМЕЕТСЯ_НЕТ}}.</w:t>
       </w:r>
     </w:p>
     <w:p/>
     <w:p>
       <w:r>
-        <w:t>Повестка дня:</w:t>
+        <w:t>Повестка дня (по уведомлению о проведении собрания кредиторов) и результаты голосования:</w:t>
       </w:r>
     </w:p>
     <w:p>
       <w:r>
-        <w:t>1. {{ВОПРОС_1}}</w:t>
+        <w:t>{{#each ВОПРОСЫ_ПОВЕСТКИ}}</w:t>
+      </w:r>
+    </w:p>
+    <w:p>
+      <w:r>
+        <w:t>{{@number}}. {{ВОПРОС}}</w:t>
+      </w:r>
+    </w:p>
+    <w:p>
+      <w:r>
+        <w:t>Голосовали: «за» — {{ЗА_ГОЛОСОВ}} голосов ({{ЗА_ПРОЦЕНТ}} % {{БАЗА_БОЛЬШИНСТВА}}), «против» — {{ПРОТИВ_ГОЛОСОВ}} голосов ({{ПРОТИВ_ПРОЦЕНТ}} %), «воздержались» — {{ВОЗДЕРЖ_ГОЛОСОВ}} голосов ({{ВОЗДЕРЖ_ПРОЦЕНТ}} %). Итог: {{ИТОГ}}. Решение: {{РЕШЕНИЕ}}.</w:t>
+      </w:r>
+    </w:p>
+    <w:p>
+      <w:r>
+        <w:t>{{/each}}</w:t>
       </w:r>
     </w:p>
     <w:p/>
     <w:p>
       <w:r>
-        <w:t>По вопросу 1: «за» — {{ЗА}}%, «против» — {{ПРОТИВ}}%, «воздержались» — {{ВОЗДЕРЖ}}%.</w:t>
+        <w:t>{{#if additional_questions}}</w:t>
       </w:r>
     </w:p>
     <w:p>
       <w:r>
-        <w:t>Решение: {{РЕШЕНИЕ_1}}.</w:t>
+        <w:t>Дополнительные вопросы повестки дня. Решения о включении дополнительных вопросов в повестку дня и решения по ним принимаются большинством голосов от общего числа голосов конкурсных кредиторов и уполномоченных органов, требования которых включены в реестр требований кредиторов (абз. 11 п. 2 ст. 15 127-ФЗ).</w:t>
+      </w:r>
+    </w:p>
+    <w:p>
+      <w:r>
+        <w:t>{{/if}}</w:t>
+      </w:r>
+    </w:p>
+    <w:p>
+      <w:r>
+        <w:t>{{#each ДОП_ВОПРОСЫ}}</w:t>
+      </w:r>
+    </w:p>
+    <w:p>
+      <w:r>
+        <w:t>{{@number}}. {{ДОП_ВОПРОС}}</w:t>
+      </w:r>
+    </w:p>
+    <w:p>
+      <w:r>
+        <w:t>{{#if materials_provided}}</w:t>
+      </w:r>
+    </w:p>
+    <w:p>
+      <w:r>
+        <w:t>Участникам собрания предоставлена возможность ознакомиться с материалами по дополнительному вопросу.</w:t>
+      </w:r>
+    </w:p>
+    <w:p>
+      <w:r>
+        <w:t>{{/if}}</w:t>
+      </w:r>
+    </w:p>
+    <w:p>
+      <w:r>
+        <w:t>О включении вопроса в повестку дня: «за» — {{ЗА_ВКЛЮЧЕНИЕ_ГОЛОСОВ}} голосов ({{ЗА_ВКЛЮЧЕНИЕ_ПРОЦЕНТ}} % от общего числа голосов кредиторов, включённых в реестр), «против» — {{ПРОТИВ_ВКЛЮЧЕНИЕ_ГОЛОСОВ}} голосов ({{ПРОТИВ_ВКЛЮЧЕНИЕ_ПРОЦЕНТ}} %), «воздержались» — {{ВОЗДЕРЖ_ВКЛЮЧЕНИЕ_ГОЛОСОВ}} голосов ({{ВОЗДЕРЖ_ВКЛЮЧЕНИЕ_ПРОЦЕНТ}} %). Решение: {{РЕШЕНИЕ_О_ВКЛЮЧЕНИИ}}.</w:t>
+      </w:r>
+    </w:p>
+    <w:p>
+      <w:r>
+        <w:t>{{#if question_included}}</w:t>
+      </w:r>
+    </w:p>
+    <w:p>
+      <w:r>
+        <w:t>По существу вопроса: «за» — {{ДОП_ЗА_ГОЛОСОВ}} голосов ({{ДОП_ЗА_ПРОЦЕНТ}} % {{ДОП_БАЗА_БОЛЬШИНСТВА}}), «против» — {{ДОП_ПРОТИВ_ГОЛОСОВ}} голосов ({{ДОП_ПРОТИВ_ПРОЦЕНТ}} %), «воздержались» — {{ДОП_ВОЗДЕРЖ_ГОЛОСОВ}} голосов ({{ДОП_ВОЗДЕРЖ_ПРОЦЕНТ}} %). Итог: {{ДОП_ИТОГ}}. Решение: {{ДОП_РЕШЕНИЕ}}.</w:t>
+      </w:r>
+    </w:p>
+    <w:p>
+      <w:r>
+        <w:t>{{/if}}</w:t>
+      </w:r>
+    </w:p>
+    <w:p>
+      <w:r>
+        <w:t>{{/each}}</w:t>
       </w:r>
     </w:p>
     <w:p/>

--- a/docs/docx/protokol_sobraniya.docx
+++ b/docs/docx/protokol_sobraniya.docx
@@ -60,7 +60,7 @@
     </w:p>
     <w:p>
       <w:r>
-        <w:t>Голосовали: «за» — {{ЗА_ГОЛОСОВ}} голосов ({{ЗА_ПРОЦЕНТ}} % {{БАЗА_БОЛЬШИНСТВА}}), «против» — {{ПРОТИВ_ГОЛОСОВ}} голосов ({{ПРОТИВ_ПРОЦЕНТ}} %), «воздержались» — {{ВОЗДЕРЖ_ГОЛОСОВ}} голосов ({{ВОЗДЕРЖ_ПРОЦЕНТ}} %). Итог: {{ИТОГ}}. Решение: {{РЕШЕНИЕ}}.</w:t>
+        <w:t>Голосовали: «за» — {{ЗА_ГОЛОСОВ}} голосов ({{ЗА_ПРОЦЕНТ}} % {{БАЗА_БОЛЬШИНСТВА}}), «против» — {{ПРОТИВ_ГОЛОСОВ}} голосов ({{ПРОТИВ_ПРОЦЕНТ}} %), «воздержались» — {{ВОЗДЕРЖ_ГОЛОСОВ}} голосов ({{ВОЗДЕРЖ_ПРОЦЕНТ}} %). {{#if ИТОГ_ГОЛОСОВАНИЯ}}Итог: {{ИТОГ_ГОЛОСОВАНИЯ}}. {{/if}}Решение: {{РЕШЕНИЕ}}.</w:t>
       </w:r>
     </w:p>
     <w:p>
@@ -121,7 +121,7 @@
     </w:p>
     <w:p>
       <w:r>
-        <w:t>По существу вопроса: «за» — {{ДОП_ЗА_ГОЛОСОВ}} голосов ({{ДОП_ЗА_ПРОЦЕНТ}} % {{ДОП_БАЗА_БОЛЬШИНСТВА}}), «против» — {{ДОП_ПРОТИВ_ГОЛОСОВ}} голосов ({{ДОП_ПРОТИВ_ПРОЦЕНТ}} %), «воздержались» — {{ДОП_ВОЗДЕРЖ_ГОЛОСОВ}} голосов ({{ДОП_ВОЗДЕРЖ_ПРОЦЕНТ}} %). Итог: {{ДОП_ИТОГ}}. Решение: {{ДОП_РЕШЕНИЕ}}.</w:t>
+        <w:t>По существу вопроса: «за» — {{ДОП_ЗА_ГОЛОСОВ}} голосов ({{ДОП_ЗА_ПРОЦЕНТ}} % {{ДОП_БАЗА_БОЛЬШИНСТВА}}), «против» — {{ДОП_ПРОТИВ_ГОЛОСОВ}} голосов ({{ДОП_ПРОТИВ_ПРОЦЕНТ}} %), «воздержались» — {{ДОП_ВОЗДЕРЖ_ГОЛОСОВ}} голосов ({{ДОП_ВОЗДЕРЖ_ПРОЦЕНТ}} %). {{#if ДОП_ИТОГ_ГОЛОСОВАНИЯ}}Итог: {{ДОП_ИТОГ_ГОЛОСОВАНИЯ}}. {{/if}}Решение: {{ДОП_РЕШЕНИЕ}}.</w:t>
       </w:r>
     </w:p>
     <w:p>

--- a/docs/docx/protokol_sobraniya.docx
+++ b/docs/docx/protokol_sobraniya.docx
@@ -4,6 +4,7 @@
   <w:body>
     <w:p>
       <w:pPr>
+        <w:keepNext/>
         <w:jc w:val="center"/>
       </w:pPr>
       <w:r>
@@ -130,30 +131,105 @@
       </w:r>
     </w:p>
     <w:p>
+      <w:pPr>
+        <w:keepNext/>
+        <w:keepLines/>
+      </w:pPr>
       <w:r>
         <w:t>{{/each}}</w:t>
       </w:r>
     </w:p>
-    <w:p/>
     <w:p>
+      <w:pPr>
+        <w:keepNext/>
+        <w:keepLines/>
+      </w:pPr>
+    </w:p>
+    <w:p>
+      <w:pPr>
+        <w:keepNext/>
+        <w:keepLines/>
+      </w:pPr>
       <w:r>
-        <w:t>Приложения: журнал регистрации, бюллетени, доверенности, реестр требований на дату собрания.</w:t>
+        <w:t>Приложения:</w:t>
       </w:r>
     </w:p>
-    <w:p/>
     <w:p>
+      <w:pPr>
+        <w:keepNext/>
+        <w:keepLines/>
+      </w:pPr>
+      <w:r>
+        <w:t>1. Журнал регистрации{{#if ПРИЛ_1_ЛИСТОВ}} на {{ПРИЛ_1_ЛИСТОВ}} л.{{/if}} в {{ПРИЛ_1_ЭКЗ}} экз.</w:t>
+      </w:r>
+    </w:p>
+    <w:p>
+      <w:pPr>
+        <w:keepNext/>
+        <w:keepLines/>
+      </w:pPr>
+      <w:r>
+        <w:t>2. Бюллетени{{#if ПРИЛ_2_ЛИСТОВ}} на {{ПРИЛ_2_ЛИСТОВ}} л.{{/if}} в {{ПРИЛ_2_ЭКЗ}} экз.</w:t>
+      </w:r>
+    </w:p>
+    <w:p>
+      <w:pPr>
+        <w:keepNext/>
+        <w:keepLines/>
+      </w:pPr>
+      <w:r>
+        <w:t>3. Доверенности{{#if ПРИЛ_3_ЛИСТОВ}} на {{ПРИЛ_3_ЛИСТОВ}} л.{{/if}} в {{ПРИЛ_3_ЭКЗ}} экз.</w:t>
+      </w:r>
+    </w:p>
+    <w:p>
+      <w:pPr>
+        <w:keepNext/>
+        <w:keepLines/>
+      </w:pPr>
+      <w:r>
+        <w:t>4. Реестр требований на дату собрания{{#if ПРИЛ_4_ЛИСТОВ}} на {{ПРИЛ_4_ЛИСТОВ}} л.{{/if}} в {{ПРИЛ_4_ЭКЗ}} экз.</w:t>
+      </w:r>
+    </w:p>
+    <w:p>
+      <w:pPr>
+        <w:keepNext/>
+        <w:keepLines/>
+      </w:pPr>
+    </w:p>
+    <w:p>
+      <w:pPr>
+        <w:keepNext/>
+        <w:keepLines/>
+      </w:pPr>
       <w:r>
         <w:t>{{ВИД_УПРАВЛЯЮЩЕГО}} {{ДОЛЖНИК_НАИМЕНОВАНИЕ}}</w:t>
       </w:r>
     </w:p>
-    <w:p/>
     <w:p>
+      <w:pPr>
+        <w:keepNext/>
+        <w:keepLines/>
+      </w:pPr>
+    </w:p>
+    <w:p>
+      <w:pPr>
+        <w:keepNext/>
+        <w:keepLines/>
+      </w:pPr>
       <w:r>
         <w:t>__________________ / {{ФИО_УПРАВЛЯЮЩЕГО}} /</w:t>
       </w:r>
     </w:p>
-    <w:p/>
     <w:p>
+      <w:pPr>
+        <w:keepNext/>
+        <w:keepLines/>
+      </w:pPr>
+    </w:p>
+    <w:p>
+      <w:pPr>
+        <w:keepLines/>
+      </w:pPr>
       <w:r>
         <w:t>{{ДАТА}}</w:t>
       </w:r>
@@ -534,6 +610,7 @@
     <w:rPr>
       <w:rFonts w:ascii="Times New Roman" w:hAnsi="Times New Roman"/>
       <w:sz w:val="24"/>
+      <w:lang w:val="ru-RU" w:eastAsia="ru-RU"/>
     </w:rPr>
   </w:style>
   <w:style w:type="paragraph" w:styleId="Header">

--- a/docs/docx/protokol_sobraniya.docx
+++ b/docs/docx/protokol_sobraniya.docx
@@ -217,7 +217,7 @@
         <w:keepLines/>
       </w:pPr>
       <w:r>
-        <w:t>__________________ / {{ФИО_УПРАВЛЯЮЩЕГО}} /</w:t>
+        <w:t>__________________ {{ФИО_УПРАВЛЯЮЩЕГО_ИОФ}}</w:t>
       </w:r>
     </w:p>
     <w:p>
